--- a/Job_Responsibility_Template.docx
+++ b/Job_Responsibility_Template.docx
@@ -340,7 +340,7 @@
                 <w:sz w:val="21"/>
                 <w:lang w:val="en-US"/>
               </w:rPr>
-              <w:t>{writing_date}</w:t>
+              <w:t>{now()|JSONparse[0].currentDate}</w:t>
             </w:r>
           </w:p>
         </w:tc>
@@ -6041,8 +6041,6 @@
               </w:rPr>
               <w:t>5</w:t>
             </w:r>
-            <w:bookmarkStart w:id="0" w:name="_GoBack"/>
-            <w:bookmarkEnd w:id="0"/>
             <w:r>
               <w:rPr>
                 <w:rFonts w:hint="eastAsia" w:ascii="宋体" w:hAnsi="宋体"/>
@@ -7287,7 +7285,7 @@
     <w:pPrDefault/>
   </w:docDefaults>
   <w:latentStyles w:count="260" w:defQFormat="0" w:defUnhideWhenUsed="1" w:defSemiHidden="1" w:defUIPriority="99" w:defLockedState="0">
-    <w:lsdException w:unhideWhenUsed="0" w:uiPriority="0" w:semiHidden="0" w:name="Normal"/>
+    <w:lsdException w:qFormat="1" w:unhideWhenUsed="0" w:uiPriority="0" w:semiHidden="0" w:name="Normal"/>
     <w:lsdException w:unhideWhenUsed="0" w:uiPriority="0" w:semiHidden="0" w:name="heading 1"/>
     <w:lsdException w:qFormat="1" w:uiPriority="0" w:name="heading 2"/>
     <w:lsdException w:qFormat="1" w:uiPriority="0" w:name="heading 3"/>
@@ -7318,7 +7316,7 @@
     <w:lsdException w:qFormat="1" w:unhideWhenUsed="0" w:uiPriority="0" w:semiHidden="0" w:name="Normal Indent"/>
     <w:lsdException w:unhideWhenUsed="0" w:uiPriority="0" w:semiHidden="0" w:name="footnote text"/>
     <w:lsdException w:unhideWhenUsed="0" w:uiPriority="0" w:semiHidden="0" w:name="annotation text"/>
-    <w:lsdException w:unhideWhenUsed="0" w:uiPriority="0" w:semiHidden="0" w:name="header"/>
+    <w:lsdException w:qFormat="1" w:unhideWhenUsed="0" w:uiPriority="0" w:semiHidden="0" w:name="header"/>
     <w:lsdException w:qFormat="1" w:unhideWhenUsed="0" w:uiPriority="0" w:semiHidden="0" w:name="footer"/>
     <w:lsdException w:unhideWhenUsed="0" w:uiPriority="0" w:semiHidden="0" w:name="index heading"/>
     <w:lsdException w:qFormat="1" w:uiPriority="0" w:name="caption"/>
@@ -7352,7 +7350,7 @@
     <w:lsdException w:qFormat="1" w:unhideWhenUsed="0" w:uiPriority="0" w:semiHidden="0" w:name="Title"/>
     <w:lsdException w:unhideWhenUsed="0" w:uiPriority="0" w:semiHidden="0" w:name="Closing"/>
     <w:lsdException w:unhideWhenUsed="0" w:uiPriority="0" w:semiHidden="0" w:name="Signature"/>
-    <w:lsdException w:unhideWhenUsed="0" w:uiPriority="0" w:name="Default Paragraph Font"/>
+    <w:lsdException w:qFormat="1" w:unhideWhenUsed="0" w:uiPriority="0" w:name="Default Paragraph Font"/>
     <w:lsdException w:unhideWhenUsed="0" w:uiPriority="0" w:semiHidden="0" w:name="Body Text"/>
     <w:lsdException w:unhideWhenUsed="0" w:uiPriority="0" w:semiHidden="0" w:name="Body Text Indent"/>
     <w:lsdException w:unhideWhenUsed="0" w:uiPriority="0" w:semiHidden="0" w:name="List Continue"/>
@@ -7538,6 +7536,7 @@
   </w:latentStyles>
   <w:style w:type="paragraph" w:default="1" w:styleId="1">
     <w:name w:val="Normal"/>
+    <w:qFormat/>
     <w:uiPriority w:val="0"/>
     <w:pPr>
       <w:widowControl w:val="0"/>
@@ -7572,6 +7571,7 @@
   <w:style w:type="character" w:default="1" w:styleId="8">
     <w:name w:val="Default Paragraph Font"/>
     <w:semiHidden/>
+    <w:qFormat/>
     <w:uiPriority w:val="0"/>
   </w:style>
   <w:style w:type="table" w:default="1" w:styleId="7">
@@ -7628,6 +7628,7 @@
   <w:style w:type="paragraph" w:styleId="6">
     <w:name w:val="header"/>
     <w:basedOn w:val="1"/>
+    <w:qFormat/>
     <w:uiPriority w:val="0"/>
     <w:pPr>
       <w:pBdr>
